--- a/3k1s/SYC3-1/лабы/ЛР_6_Joomla_2.docx
+++ b/3k1s/SYC3-1/лабы/ЛР_6_Joomla_2.docx
@@ -1,6 +1,6 @@
 
 <file path=word/document.xml><?xml version="1.0" encoding="utf-8"?>
-<w:document xmlns:wpc="http://schemas.microsoft.com/office/word/2010/wordprocessingCanvas" xmlns:cx="http://schemas.microsoft.com/office/drawing/2014/chartex" xmlns:cx1="http://schemas.microsoft.com/office/drawing/2015/9/8/chartex" xmlns:cx2="http://schemas.microsoft.com/office/drawing/2015/10/21/chartex" xmlns:cx3="http://schemas.microsoft.com/office/drawing/2016/5/9/chartex" xmlns:cx4="http://schemas.microsoft.com/office/drawing/2016/5/10/chartex" xmlns:cx5="http://schemas.microsoft.com/office/drawing/2016/5/11/chartex" xmlns:cx6="http://schemas.microsoft.com/office/drawing/2016/5/12/chartex" xmlns:cx7="http://schemas.microsoft.com/office/drawing/2016/5/13/chartex" xmlns:cx8="http://schemas.microsoft.com/office/drawing/2016/5/14/chartex" xmlns:mc="http://schemas.openxmlformats.org/markup-compatibility/2006" xmlns:aink="http://schemas.microsoft.com/office/drawing/2016/ink" xmlns:am3d="http://schemas.microsoft.com/office/drawing/2017/model3d" xmlns:o="urn:schemas-microsoft-com:office:office" xmlns:r="http://schemas.openxmlformats.org/officeDocument/2006/relationships" xmlns:m="http://schemas.openxmlformats.org/officeDocument/2006/math" xmlns:v="urn:schemas-microsoft-com:vml" xmlns:wp14="http://schemas.microsoft.com/office/word/2010/wordprocessingDrawing" xmlns:wp="http://schemas.openxmlformats.org/drawingml/2006/wordprocessingDrawing" xmlns:w10="urn:schemas-microsoft-com:office:word" xmlns:w="http://schemas.openxmlformats.org/wordprocessingml/2006/main" xmlns:w14="http://schemas.microsoft.com/office/word/2010/wordml" xmlns:w15="http://schemas.microsoft.com/office/word/2012/wordml" xmlns:w16cex="http://schemas.microsoft.com/office/word/2018/wordml/cex" xmlns:w16cid="http://schemas.microsoft.com/office/word/2016/wordml/cid" xmlns:w16="http://schemas.microsoft.com/office/word/2018/wordml" xmlns:w16se="http://schemas.microsoft.com/office/word/2015/wordml/symex" xmlns:wpg="http://schemas.microsoft.com/office/word/2010/wordprocessingGroup" xmlns:wpi="http://schemas.microsoft.com/office/word/2010/wordprocessingInk" xmlns:wne="http://schemas.microsoft.com/office/word/2006/wordml" xmlns:wps="http://schemas.microsoft.com/office/word/2010/wordprocessingShape" mc:Ignorable="w14 w15 w16se w16cid w16 w16cex wp14">
+<w:document xmlns:wpc="http://schemas.microsoft.com/office/word/2010/wordprocessingCanvas" xmlns:cx="http://schemas.microsoft.com/office/drawing/2014/chartex" xmlns:mc="http://schemas.openxmlformats.org/markup-compatibility/2006" xmlns:o="urn:schemas-microsoft-com:office:office" xmlns:r="http://schemas.openxmlformats.org/officeDocument/2006/relationships" xmlns:m="http://schemas.openxmlformats.org/officeDocument/2006/math" xmlns:v="urn:schemas-microsoft-com:vml" xmlns:wp14="http://schemas.microsoft.com/office/word/2010/wordprocessingDrawing" xmlns:wp="http://schemas.openxmlformats.org/drawingml/2006/wordprocessingDrawing" xmlns:w10="urn:schemas-microsoft-com:office:word" xmlns:w="http://schemas.openxmlformats.org/wordprocessingml/2006/main" xmlns:w14="http://schemas.microsoft.com/office/word/2010/wordml" xmlns:w15="http://schemas.microsoft.com/office/word/2012/wordml" xmlns:w16se="http://schemas.microsoft.com/office/word/2015/wordml/symex" xmlns:wpg="http://schemas.microsoft.com/office/word/2010/wordprocessingGroup" xmlns:wpi="http://schemas.microsoft.com/office/word/2010/wordprocessingInk" xmlns:wne="http://schemas.microsoft.com/office/word/2006/wordml" xmlns:wps="http://schemas.microsoft.com/office/word/2010/wordprocessingShape" mc:Ignorable="w14 w15 w16se wp14">
   <w:body>
     <w:p>
       <w:pPr>
@@ -121,8 +121,48 @@
           <w:sz w:val="28"/>
           <w:szCs w:val="36"/>
         </w:rPr>
-        <w:t xml:space="preserve">резервное копирование вашего сайта, </w:t>
-      </w:r>
+        <w:t xml:space="preserve">резервное копирование вашего </w:t>
+      </w:r>
+      <w:proofErr w:type="gramStart"/>
+      <w:r>
+        <w:rPr>
+          <w:rFonts w:ascii="Times New Roman" w:hAnsi="Times New Roman" w:cs="Times New Roman"/>
+          <w:sz w:val="28"/>
+          <w:szCs w:val="36"/>
+        </w:rPr>
+        <w:t xml:space="preserve">сайта, </w:t>
+      </w:r>
+      <w:r>
+        <w:rPr>
+          <w:rFonts w:ascii="Times New Roman" w:hAnsi="Times New Roman" w:cs="Times New Roman"/>
+          <w:sz w:val="28"/>
+          <w:szCs w:val="36"/>
+        </w:rPr>
+        <w:t xml:space="preserve"> </w:t>
+      </w:r>
+      <w:proofErr w:type="spellStart"/>
+      <w:r>
+        <w:rPr>
+          <w:rFonts w:ascii="Times New Roman" w:hAnsi="Times New Roman" w:cs="Times New Roman"/>
+        </w:rPr>
+        <w:t>Akeeba</w:t>
+      </w:r>
+      <w:proofErr w:type="spellEnd"/>
+      <w:proofErr w:type="gramEnd"/>
+      <w:r>
+        <w:rPr>
+          <w:rFonts w:ascii="Times New Roman" w:hAnsi="Times New Roman" w:cs="Times New Roman"/>
+        </w:rPr>
+        <w:t xml:space="preserve"> </w:t>
+      </w:r>
+      <w:proofErr w:type="spellStart"/>
+      <w:r>
+        <w:rPr>
+          <w:rFonts w:ascii="Times New Roman" w:hAnsi="Times New Roman" w:cs="Times New Roman"/>
+        </w:rPr>
+        <w:t>Backup</w:t>
+      </w:r>
+      <w:proofErr w:type="spellEnd"/>
     </w:p>
     <w:p>
       <w:pPr>
@@ -163,6 +203,17 @@
         </w:rPr>
         <w:t xml:space="preserve"> </w:t>
       </w:r>
+      <w:bookmarkStart w:id="0" w:name="_GoBack"/>
+      <w:proofErr w:type="spellStart"/>
+      <w:r>
+        <w:rPr>
+          <w:rFonts w:ascii="Times New Roman" w:hAnsi="Times New Roman" w:cs="Times New Roman"/>
+          <w:highlight w:val="yellow"/>
+        </w:rPr>
+        <w:t>AdminExile</w:t>
+      </w:r>
+      <w:bookmarkEnd w:id="0"/>
+      <w:proofErr w:type="spellEnd"/>
     </w:p>
     <w:p>
       <w:pPr>
@@ -187,6 +238,15 @@
         </w:rPr>
         <w:t xml:space="preserve">защитить пользователей и администраторов от спама. </w:t>
       </w:r>
+      <w:proofErr w:type="spellStart"/>
+      <w:r>
+        <w:rPr>
+          <w:rFonts w:ascii="Times New Roman" w:hAnsi="Times New Roman" w:cs="Times New Roman"/>
+          <w:highlight w:val="yellow"/>
+        </w:rPr>
+        <w:t>CleanTalk</w:t>
+      </w:r>
+      <w:proofErr w:type="spellEnd"/>
     </w:p>
     <w:p>
       <w:pPr>
@@ -211,6 +271,33 @@
         </w:rPr>
         <w:t xml:space="preserve">создать карту сайта, </w:t>
       </w:r>
+      <w:r>
+        <w:rPr>
+          <w:rFonts w:ascii="Times New Roman" w:hAnsi="Times New Roman" w:cs="Times New Roman"/>
+          <w:lang w:val="en-US"/>
+        </w:rPr>
+        <w:t>J</w:t>
+      </w:r>
+      <w:r>
+        <w:rPr>
+          <w:rFonts w:ascii="Times New Roman" w:hAnsi="Times New Roman" w:cs="Times New Roman"/>
+          <w:lang w:val="en-US"/>
+        </w:rPr>
+        <w:t>L</w:t>
+      </w:r>
+      <w:r>
+        <w:rPr>
+          <w:rFonts w:ascii="Times New Roman" w:hAnsi="Times New Roman" w:cs="Times New Roman"/>
+        </w:rPr>
+        <w:t xml:space="preserve"> </w:t>
+      </w:r>
+      <w:r>
+        <w:rPr>
+          <w:rFonts w:ascii="Times New Roman" w:hAnsi="Times New Roman" w:cs="Times New Roman"/>
+          <w:lang w:val="en-US"/>
+        </w:rPr>
+        <w:t>sitemap</w:t>
+      </w:r>
     </w:p>
     <w:p>
       <w:pPr>
@@ -233,26 +320,7 @@
           <w:sz w:val="28"/>
           <w:szCs w:val="36"/>
         </w:rPr>
-        <w:t xml:space="preserve">обеспечить удобное управлением </w:t>
-      </w:r>
-      <w:proofErr w:type="gramStart"/>
-      <w:r>
-        <w:rPr>
-          <w:rFonts w:ascii="Times New Roman" w:hAnsi="Times New Roman" w:cs="Times New Roman"/>
-          <w:sz w:val="28"/>
-          <w:szCs w:val="36"/>
-        </w:rPr>
-        <w:t>ме</w:t>
-      </w:r>
-      <w:bookmarkStart w:id="0" w:name="_GoBack"/>
-      <w:bookmarkEnd w:id="0"/>
-      <w:r>
-        <w:rPr>
-          <w:rFonts w:ascii="Times New Roman" w:hAnsi="Times New Roman" w:cs="Times New Roman"/>
-          <w:sz w:val="28"/>
-          <w:szCs w:val="36"/>
-        </w:rPr>
-        <w:t>та-</w:t>
+        <w:t>обеспечить удобное управлением мета-</w:t>
       </w:r>
       <w:r>
         <w:rPr>
@@ -262,7 +330,6 @@
         </w:rPr>
         <w:t>данными</w:t>
       </w:r>
-      <w:proofErr w:type="gramEnd"/>
       <w:r>
         <w:rPr>
           <w:rFonts w:ascii="Times New Roman" w:hAnsi="Times New Roman" w:cs="Times New Roman"/>
@@ -278,6 +345,12 @@
           <w:szCs w:val="28"/>
         </w:rPr>
         <w:t xml:space="preserve"> </w:t>
+      </w:r>
+      <w:r>
+        <w:rPr>
+          <w:rFonts w:ascii="Times New Roman" w:hAnsi="Times New Roman" w:cs="Times New Roman"/>
+        </w:rPr>
+        <w:t>Материалы</w:t>
       </w:r>
     </w:p>
     <w:p>
@@ -556,6 +629,208 @@
           <w:rFonts w:ascii="Times New Roman" w:hAnsi="Times New Roman" w:cs="Times New Roman"/>
         </w:rPr>
       </w:pPr>
+    </w:p>
+    <w:p>
+      <w:pPr>
+        <w:spacing w:after="120" w:line="240" w:lineRule="auto"/>
+        <w:jc w:val="both"/>
+        <w:rPr>
+          <w:rFonts w:ascii="Times New Roman" w:hAnsi="Times New Roman" w:cs="Times New Roman"/>
+        </w:rPr>
+      </w:pPr>
+      <w:r>
+        <w:rPr>
+          <w:rFonts w:ascii="Times New Roman" w:hAnsi="Times New Roman" w:cs="Times New Roman"/>
+        </w:rPr>
+        <w:t>•</w:t>
+      </w:r>
+      <w:r>
+        <w:rPr>
+          <w:rFonts w:ascii="Times New Roman" w:hAnsi="Times New Roman" w:cs="Times New Roman"/>
+        </w:rPr>
+        <w:tab/>
+        <w:t xml:space="preserve">резервное копирование вашего сайта - </w:t>
+      </w:r>
+      <w:proofErr w:type="spellStart"/>
+      <w:r>
+        <w:rPr>
+          <w:rFonts w:ascii="Times New Roman" w:hAnsi="Times New Roman" w:cs="Times New Roman"/>
+        </w:rPr>
+        <w:t>Akeeba</w:t>
+      </w:r>
+      <w:proofErr w:type="spellEnd"/>
+      <w:r>
+        <w:rPr>
+          <w:rFonts w:ascii="Times New Roman" w:hAnsi="Times New Roman" w:cs="Times New Roman"/>
+        </w:rPr>
+        <w:t xml:space="preserve"> </w:t>
+      </w:r>
+      <w:proofErr w:type="spellStart"/>
+      <w:r>
+        <w:rPr>
+          <w:rFonts w:ascii="Times New Roman" w:hAnsi="Times New Roman" w:cs="Times New Roman"/>
+        </w:rPr>
+        <w:t>Backup</w:t>
+      </w:r>
+      <w:proofErr w:type="spellEnd"/>
+    </w:p>
+    <w:p>
+      <w:pPr>
+        <w:spacing w:after="120" w:line="240" w:lineRule="auto"/>
+        <w:jc w:val="both"/>
+        <w:rPr>
+          <w:rFonts w:ascii="Times New Roman" w:hAnsi="Times New Roman" w:cs="Times New Roman"/>
+        </w:rPr>
+      </w:pPr>
+      <w:r>
+        <w:rPr>
+          <w:rFonts w:ascii="Times New Roman" w:hAnsi="Times New Roman" w:cs="Times New Roman"/>
+        </w:rPr>
+        <w:t>•</w:t>
+      </w:r>
+      <w:r>
+        <w:rPr>
+          <w:rFonts w:ascii="Times New Roman" w:hAnsi="Times New Roman" w:cs="Times New Roman"/>
+        </w:rPr>
+        <w:tab/>
+        <w:t xml:space="preserve">уменьшить вероятность несанкционированного доступа к сайту - </w:t>
+      </w:r>
+      <w:proofErr w:type="spellStart"/>
+      <w:r>
+        <w:rPr>
+          <w:rFonts w:ascii="Times New Roman" w:hAnsi="Times New Roman" w:cs="Times New Roman"/>
+        </w:rPr>
+        <w:t>System</w:t>
+      </w:r>
+      <w:proofErr w:type="spellEnd"/>
+      <w:r>
+        <w:rPr>
+          <w:rFonts w:ascii="Times New Roman" w:hAnsi="Times New Roman" w:cs="Times New Roman"/>
+        </w:rPr>
+        <w:t xml:space="preserve"> - </w:t>
+      </w:r>
+      <w:proofErr w:type="spellStart"/>
+      <w:r>
+        <w:rPr>
+          <w:rFonts w:ascii="Times New Roman" w:hAnsi="Times New Roman" w:cs="Times New Roman"/>
+        </w:rPr>
+        <w:t>AdminExile</w:t>
+      </w:r>
+      <w:proofErr w:type="spellEnd"/>
+    </w:p>
+    <w:p>
+      <w:pPr>
+        <w:spacing w:after="120" w:line="240" w:lineRule="auto"/>
+        <w:jc w:val="both"/>
+        <w:rPr>
+          <w:rFonts w:ascii="Times New Roman" w:hAnsi="Times New Roman" w:cs="Times New Roman"/>
+        </w:rPr>
+      </w:pPr>
+      <w:r>
+        <w:rPr>
+          <w:rFonts w:ascii="Times New Roman" w:hAnsi="Times New Roman" w:cs="Times New Roman"/>
+        </w:rPr>
+        <w:t>•</w:t>
+      </w:r>
+      <w:r>
+        <w:rPr>
+          <w:rFonts w:ascii="Times New Roman" w:hAnsi="Times New Roman" w:cs="Times New Roman"/>
+        </w:rPr>
+        <w:tab/>
+        <w:t xml:space="preserve">защитить пользователей и администраторов от спама - Анти-спам от </w:t>
+      </w:r>
+      <w:proofErr w:type="spellStart"/>
+      <w:r>
+        <w:rPr>
+          <w:rFonts w:ascii="Times New Roman" w:hAnsi="Times New Roman" w:cs="Times New Roman"/>
+        </w:rPr>
+        <w:t>CleanTalk</w:t>
+      </w:r>
+      <w:proofErr w:type="spellEnd"/>
+    </w:p>
+    <w:p>
+      <w:pPr>
+        <w:spacing w:after="120" w:line="240" w:lineRule="auto"/>
+        <w:jc w:val="both"/>
+        <w:rPr>
+          <w:rFonts w:ascii="Times New Roman" w:hAnsi="Times New Roman" w:cs="Times New Roman"/>
+          <w:lang w:val="en-US"/>
+        </w:rPr>
+      </w:pPr>
+      <w:r>
+        <w:rPr>
+          <w:rFonts w:ascii="Times New Roman" w:hAnsi="Times New Roman" w:cs="Times New Roman"/>
+        </w:rPr>
+        <w:t>•</w:t>
+      </w:r>
+      <w:r>
+        <w:rPr>
+          <w:rFonts w:ascii="Times New Roman" w:hAnsi="Times New Roman" w:cs="Times New Roman"/>
+        </w:rPr>
+        <w:tab/>
+        <w:t xml:space="preserve">создать карту сайта - </w:t>
+      </w:r>
+      <w:proofErr w:type="spellStart"/>
+      <w:r>
+        <w:rPr>
+          <w:rFonts w:ascii="Times New Roman" w:hAnsi="Times New Roman" w:cs="Times New Roman"/>
+          <w:lang w:val="en-US"/>
+        </w:rPr>
+        <w:t>Jsitemap</w:t>
+      </w:r>
+      <w:proofErr w:type="spellEnd"/>
+    </w:p>
+    <w:p>
+      <w:pPr>
+        <w:spacing w:after="120" w:line="240" w:lineRule="auto"/>
+        <w:jc w:val="both"/>
+        <w:rPr>
+          <w:rFonts w:ascii="Times New Roman" w:hAnsi="Times New Roman" w:cs="Times New Roman"/>
+        </w:rPr>
+      </w:pPr>
+      <w:r>
+        <w:rPr>
+          <w:rFonts w:ascii="Times New Roman" w:hAnsi="Times New Roman" w:cs="Times New Roman"/>
+        </w:rPr>
+        <w:t>•</w:t>
+      </w:r>
+      <w:r>
+        <w:rPr>
+          <w:rFonts w:ascii="Times New Roman" w:hAnsi="Times New Roman" w:cs="Times New Roman"/>
+        </w:rPr>
+        <w:tab/>
+        <w:t>обеспечить удобное управлением мета-данными - Материалы</w:t>
+      </w:r>
+    </w:p>
+    <w:p>
+      <w:pPr>
+        <w:spacing w:after="120" w:line="240" w:lineRule="auto"/>
+        <w:jc w:val="both"/>
+        <w:rPr>
+          <w:rFonts w:ascii="Times New Roman" w:hAnsi="Times New Roman" w:cs="Times New Roman"/>
+        </w:rPr>
+      </w:pPr>
+      <w:r>
+        <w:rPr>
+          <w:rFonts w:ascii="Times New Roman" w:hAnsi="Times New Roman" w:cs="Times New Roman"/>
+        </w:rPr>
+        <w:t>•</w:t>
+      </w:r>
+      <w:r>
+        <w:rPr>
+          <w:rFonts w:ascii="Times New Roman" w:hAnsi="Times New Roman" w:cs="Times New Roman"/>
+        </w:rPr>
+        <w:tab/>
+        <w:t xml:space="preserve">добавьте модуль поиска. </w:t>
+      </w:r>
+      <w:proofErr w:type="spellStart"/>
+      <w:r>
+        <w:rPr>
+          <w:rFonts w:ascii="Times New Roman" w:hAnsi="Times New Roman" w:cs="Times New Roman"/>
+        </w:rPr>
+        <w:t>SmartSearch</w:t>
+      </w:r>
+      <w:proofErr w:type="spellEnd"/>
     </w:p>
     <w:p>
       <w:pPr>
@@ -577,7 +852,7 @@
 </file>
 
 <file path=word/numbering.xml><?xml version="1.0" encoding="utf-8"?>
-<w:numbering xmlns:wpc="http://schemas.microsoft.com/office/word/2010/wordprocessingCanvas" xmlns:cx="http://schemas.microsoft.com/office/drawing/2014/chartex" xmlns:cx1="http://schemas.microsoft.com/office/drawing/2015/9/8/chartex" xmlns:cx2="http://schemas.microsoft.com/office/drawing/2015/10/21/chartex" xmlns:cx3="http://schemas.microsoft.com/office/drawing/2016/5/9/chartex" xmlns:cx4="http://schemas.microsoft.com/office/drawing/2016/5/10/chartex" xmlns:cx5="http://schemas.microsoft.com/office/drawing/2016/5/11/chartex" xmlns:cx6="http://schemas.microsoft.com/office/drawing/2016/5/12/chartex" xmlns:cx7="http://schemas.microsoft.com/office/drawing/2016/5/13/chartex" xmlns:cx8="http://schemas.microsoft.com/office/drawing/2016/5/14/chartex" xmlns:mc="http://schemas.openxmlformats.org/markup-compatibility/2006" xmlns:aink="http://schemas.microsoft.com/office/drawing/2016/ink" xmlns:am3d="http://schemas.microsoft.com/office/drawing/2017/model3d" xmlns:o="urn:schemas-microsoft-com:office:office" xmlns:r="http://schemas.openxmlformats.org/officeDocument/2006/relationships" xmlns:m="http://schemas.openxmlformats.org/officeDocument/2006/math" xmlns:v="urn:schemas-microsoft-com:vml" xmlns:wp14="http://schemas.microsoft.com/office/word/2010/wordprocessingDrawing" xmlns:wp="http://schemas.openxmlformats.org/drawingml/2006/wordprocessingDrawing" xmlns:w10="urn:schemas-microsoft-com:office:word" xmlns:w="http://schemas.openxmlformats.org/wordprocessingml/2006/main" xmlns:w14="http://schemas.microsoft.com/office/word/2010/wordml" xmlns:w15="http://schemas.microsoft.com/office/word/2012/wordml" xmlns:w16cex="http://schemas.microsoft.com/office/word/2018/wordml/cex" xmlns:w16cid="http://schemas.microsoft.com/office/word/2016/wordml/cid" xmlns:w16="http://schemas.microsoft.com/office/word/2018/wordml" xmlns:w16se="http://schemas.microsoft.com/office/word/2015/wordml/symex" xmlns:wpg="http://schemas.microsoft.com/office/word/2010/wordprocessingGroup" xmlns:wpi="http://schemas.microsoft.com/office/word/2010/wordprocessingInk" xmlns:wne="http://schemas.microsoft.com/office/word/2006/wordml" xmlns:wps="http://schemas.microsoft.com/office/word/2010/wordprocessingShape" mc:Ignorable="w14 w15 w16se w16cid w16 w16cex wp14">
+<w:numbering xmlns:wpc="http://schemas.microsoft.com/office/word/2010/wordprocessingCanvas" xmlns:cx="http://schemas.microsoft.com/office/drawing/2014/chartex" xmlns:mc="http://schemas.openxmlformats.org/markup-compatibility/2006" xmlns:o="urn:schemas-microsoft-com:office:office" xmlns:r="http://schemas.openxmlformats.org/officeDocument/2006/relationships" xmlns:m="http://schemas.openxmlformats.org/officeDocument/2006/math" xmlns:v="urn:schemas-microsoft-com:vml" xmlns:wp14="http://schemas.microsoft.com/office/word/2010/wordprocessingDrawing" xmlns:wp="http://schemas.openxmlformats.org/drawingml/2006/wordprocessingDrawing" xmlns:w10="urn:schemas-microsoft-com:office:word" xmlns:w="http://schemas.openxmlformats.org/wordprocessingml/2006/main" xmlns:w14="http://schemas.microsoft.com/office/word/2010/wordml" xmlns:w15="http://schemas.microsoft.com/office/word/2012/wordml" xmlns:w16se="http://schemas.microsoft.com/office/word/2015/wordml/symex" xmlns:wpg="http://schemas.microsoft.com/office/word/2010/wordprocessingGroup" xmlns:wpi="http://schemas.microsoft.com/office/word/2010/wordprocessingInk" xmlns:wne="http://schemas.microsoft.com/office/word/2006/wordml" xmlns:wps="http://schemas.microsoft.com/office/word/2010/wordprocessingShape" mc:Ignorable="w14 w15 w16se wp14">
   <w:abstractNum w:abstractNumId="0" w15:restartNumberingAfterBreak="0">
     <w:nsid w:val="46284007"/>
     <w:multiLevelType w:val="hybridMultilevel"/>
@@ -698,7 +973,7 @@
 </file>
 
 <file path=word/styles.xml><?xml version="1.0" encoding="utf-8"?>
-<w:styles xmlns:mc="http://schemas.openxmlformats.org/markup-compatibility/2006" xmlns:r="http://schemas.openxmlformats.org/officeDocument/2006/relationships" xmlns:w="http://schemas.openxmlformats.org/wordprocessingml/2006/main" xmlns:w14="http://schemas.microsoft.com/office/word/2010/wordml" xmlns:w15="http://schemas.microsoft.com/office/word/2012/wordml" xmlns:w16cex="http://schemas.microsoft.com/office/word/2018/wordml/cex" xmlns:w16cid="http://schemas.microsoft.com/office/word/2016/wordml/cid" xmlns:w16="http://schemas.microsoft.com/office/word/2018/wordml" xmlns:w16se="http://schemas.microsoft.com/office/word/2015/wordml/symex" mc:Ignorable="w14 w15 w16se w16cid w16 w16cex">
+<w:styles xmlns:mc="http://schemas.openxmlformats.org/markup-compatibility/2006" xmlns:r="http://schemas.openxmlformats.org/officeDocument/2006/relationships" xmlns:w="http://schemas.openxmlformats.org/wordprocessingml/2006/main" xmlns:w14="http://schemas.microsoft.com/office/word/2010/wordml" xmlns:w15="http://schemas.microsoft.com/office/word/2012/wordml" xmlns:w16se="http://schemas.microsoft.com/office/word/2015/wordml/symex" mc:Ignorable="w14 w15 w16se">
   <w:docDefaults>
     <w:rPrDefault>
       <w:rPr>
@@ -714,7 +989,7 @@
       </w:pPr>
     </w:pPrDefault>
   </w:docDefaults>
-  <w:latentStyles w:defLockedState="0" w:defUIPriority="99" w:defSemiHidden="0" w:defUnhideWhenUsed="0" w:defQFormat="0" w:count="376">
+  <w:latentStyles w:defLockedState="0" w:defUIPriority="99" w:defSemiHidden="0" w:defUnhideWhenUsed="0" w:defQFormat="0" w:count="371">
     <w:lsdException w:name="Normal" w:uiPriority="0" w:qFormat="1"/>
     <w:lsdException w:name="heading 1" w:uiPriority="9" w:qFormat="1"/>
     <w:lsdException w:name="heading 2" w:semiHidden="1" w:uiPriority="9" w:unhideWhenUsed="1" w:qFormat="1"/>
@@ -869,7 +1144,7 @@
     <w:lsdException w:name="Table Web 2" w:semiHidden="1" w:unhideWhenUsed="1"/>
     <w:lsdException w:name="Table Web 3" w:semiHidden="1" w:unhideWhenUsed="1"/>
     <w:lsdException w:name="Balloon Text" w:semiHidden="1" w:unhideWhenUsed="1"/>
-    <w:lsdException w:name="Table Grid" w:semiHidden="1" w:uiPriority="59" w:unhideWhenUsed="1"/>
+    <w:lsdException w:name="Table Grid" w:uiPriority="59"/>
     <w:lsdException w:name="Table Theme" w:semiHidden="1" w:unhideWhenUsed="1"/>
     <w:lsdException w:name="Placeholder Text" w:semiHidden="1"/>
     <w:lsdException w:name="No Spacing" w:uiPriority="1" w:qFormat="1"/>
@@ -1086,11 +1361,6 @@
     <w:lsdException w:name="List Table 5 Dark Accent 6" w:uiPriority="50"/>
     <w:lsdException w:name="List Table 6 Colorful Accent 6" w:uiPriority="51"/>
     <w:lsdException w:name="List Table 7 Colorful Accent 6" w:uiPriority="52"/>
-    <w:lsdException w:name="Mention" w:semiHidden="1" w:unhideWhenUsed="1"/>
-    <w:lsdException w:name="Smart Hyperlink" w:semiHidden="1" w:unhideWhenUsed="1"/>
-    <w:lsdException w:name="Hashtag" w:semiHidden="1" w:unhideWhenUsed="1"/>
-    <w:lsdException w:name="Unresolved Mention" w:semiHidden="1" w:unhideWhenUsed="1"/>
-    <w:lsdException w:name="Smart Link" w:semiHidden="1" w:unhideWhenUsed="1"/>
   </w:latentStyles>
   <w:style w:type="paragraph" w:default="1" w:styleId="a">
     <w:name w:val="Normal"/>
